--- a/resumes/boAt-Product Manager.docx
+++ b/resumes/boAt-Product Manager.docx
@@ -138,7 +138,7 @@
           <w:color w:val="333333"/>
           <w:sz w:val="19"/>
         </w:rPr>
-        <w:t>Own the full product suite of a B2C EdTech startup -- one of India's largest public speaking &amp; creative writing platforms: consumer app, student &amp; teacher LMS, sales CRM, product-led growth &amp; renewal engine, and an in-house AI layer.</w:t>
+        <w:t>Own the full product suite of a B2C EdTech marketplace -- one of India's largest public speaking &amp; creative writing platforms, connecting students and teachers via a shared LMS: consumer app, student &amp; teacher LMS, sales CRM, product-led growth &amp; renewal engine, and an in-house AI layer.</w:t>
       </w:r>
     </w:p>
     <w:p>
@@ -213,7 +213,7 @@
           <w:i w:val="0"/>
           <w:sz w:val="19"/>
         </w:rPr>
-        <w:t>Built a self-customized in-house recommendation system suggesting courses to students based on real-time customer behavior, session requirements, and teacher feedback.</w:t>
+        <w:t>Built "Demo Analysis," a self-customized in-house AI feature that analyzes demo-session customer behavior and surfaces a customized course plan to the counselor for the sales conversation, informed by real-time customer behavior, session requirements, and teacher feedback.</w:t>
       </w:r>
     </w:p>
     <w:p>
